--- a/pruebas/3.3-Informe-de-Prueba-BrainSort.docx
+++ b/pruebas/3.3-Informe-de-Prueba-BrainSort.docx
@@ -218,7 +218,7 @@
     </w:p>
     <w:p>
       <w:r>
-        <w:t>Se ejecutaron 193 pruebas automatizadas con resultado satisfactorio. No se registran defectos criticos abiertos para la entrega de evidencias; los warnings de lint se mantienen clasificados como no bloqueantes porque no impiden compilacion, ejecucion ni pruebas.</w:t>
+        <w:t>Se ejecutaron 196 pruebas automatizadas con resultado satisfactorio. No se registran defectos criticos abiertos para la entrega de evidencias; los warnings de lint se mantienen clasificados como no bloqueantes porque no impiden compilacion, ejecucion ni pruebas.</w:t>
       </w:r>
     </w:p>
     <w:p>
@@ -342,7 +342,7 @@
               <w:rPr>
                 <w:sz w:val="17"/>
               </w:rPr>
-              <w:t>52</w:t>
+              <w:t>55</w:t>
             </w:r>
           </w:p>
         </w:tc>
@@ -400,7 +400,7 @@
               <w:rPr>
                 <w:sz w:val="17"/>
               </w:rPr>
-              <w:t>193</w:t>
+              <w:t>196</w:t>
             </w:r>
           </w:p>
         </w:tc>
@@ -458,7 +458,7 @@
               <w:rPr>
                 <w:sz w:val="17"/>
               </w:rPr>
-              <w:t>52 (52/52)</w:t>
+              <w:t>55 (55/55)</w:t>
             </w:r>
           </w:p>
         </w:tc>
@@ -763,6 +763,64 @@
                 <w:sz w:val="17"/>
               </w:rPr>
               <w:t>Suites pasan</w:t>
+            </w:r>
+          </w:p>
+        </w:tc>
+        <w:tc>
+          <w:tcPr>
+            <w:tcW w:type="dxa" w:w="2484"/>
+            <w:vAlign w:val="top"/>
+          </w:tcPr>
+          <w:p>
+            <w:r>
+              <w:rPr>
+                <w:sz w:val="17"/>
+              </w:rPr>
+              <w:t>Si</w:t>
+            </w:r>
+          </w:p>
+        </w:tc>
+      </w:tr>
+      <w:tr>
+        <w:tc>
+          <w:tcPr>
+            <w:tcW w:type="dxa" w:w="2484"/>
+            <w:vAlign w:val="top"/>
+          </w:tcPr>
+          <w:p>
+            <w:r>
+              <w:rPr>
+                <w:sz w:val="17"/>
+              </w:rPr>
+              <w:t>Frontend E2E Web</w:t>
+            </w:r>
+          </w:p>
+        </w:tc>
+        <w:tc>
+          <w:tcPr>
+            <w:tcW w:type="dxa" w:w="2484"/>
+            <w:vAlign w:val="top"/>
+          </w:tcPr>
+          <w:p>
+            <w:r>
+              <w:rPr>
+                <w:sz w:val="17"/>
+              </w:rPr>
+              <w:t>1 suite Playwright / 3 tests pasados</w:t>
+            </w:r>
+          </w:p>
+        </w:tc>
+        <w:tc>
+          <w:tcPr>
+            <w:tcW w:type="dxa" w:w="2484"/>
+            <w:vAlign w:val="top"/>
+          </w:tcPr>
+          <w:p>
+            <w:r>
+              <w:rPr>
+                <w:sz w:val="17"/>
+              </w:rPr>
+              <w:t>Login, ruta y perfil</w:t>
             </w:r>
           </w:p>
         </w:tc>
@@ -2831,6 +2889,264 @@
               <w:rPr>
                 <w:sz w:val="17"/>
               </w:rPr>
+              <w:t>Login UI</w:t>
+            </w:r>
+          </w:p>
+        </w:tc>
+        <w:tc>
+          <w:tcPr>
+            <w:tcW w:type="dxa" w:w="1656"/>
+            <w:vAlign w:val="top"/>
+          </w:tcPr>
+          <w:p>
+            <w:r>
+              <w:rPr>
+                <w:sz w:val="17"/>
+              </w:rPr>
+              <w:t>1</w:t>
+            </w:r>
+          </w:p>
+        </w:tc>
+        <w:tc>
+          <w:tcPr>
+            <w:tcW w:type="dxa" w:w="1656"/>
+            <w:vAlign w:val="top"/>
+          </w:tcPr>
+          <w:p>
+            <w:r>
+              <w:rPr>
+                <w:sz w:val="17"/>
+              </w:rPr>
+              <w:t>1</w:t>
+            </w:r>
+          </w:p>
+        </w:tc>
+        <w:tc>
+          <w:tcPr>
+            <w:tcW w:type="dxa" w:w="1656"/>
+            <w:vAlign w:val="top"/>
+          </w:tcPr>
+          <w:p>
+            <w:r>
+              <w:rPr>
+                <w:sz w:val="17"/>
+              </w:rPr>
+              <w:t>0</w:t>
+            </w:r>
+          </w:p>
+        </w:tc>
+        <w:tc>
+          <w:tcPr>
+            <w:tcW w:type="dxa" w:w="1656"/>
+            <w:vAlign w:val="top"/>
+          </w:tcPr>
+          <w:p>
+            <w:r>
+              <w:rPr>
+                <w:sz w:val="17"/>
+              </w:rPr>
+              <w:t>0</w:t>
+            </w:r>
+          </w:p>
+        </w:tc>
+        <w:tc>
+          <w:tcPr>
+            <w:tcW w:type="dxa" w:w="1656"/>
+            <w:vAlign w:val="top"/>
+          </w:tcPr>
+          <w:p>
+            <w:r>
+              <w:rPr>
+                <w:sz w:val="17"/>
+              </w:rPr>
+              <w:t>0</w:t>
+            </w:r>
+          </w:p>
+        </w:tc>
+      </w:tr>
+      <w:tr>
+        <w:tc>
+          <w:tcPr>
+            <w:tcW w:type="dxa" w:w="1656"/>
+            <w:vAlign w:val="top"/>
+          </w:tcPr>
+          <w:p>
+            <w:r>
+              <w:rPr>
+                <w:sz w:val="17"/>
+              </w:rPr>
+              <w:t>Ruta UI</w:t>
+            </w:r>
+          </w:p>
+        </w:tc>
+        <w:tc>
+          <w:tcPr>
+            <w:tcW w:type="dxa" w:w="1656"/>
+            <w:vAlign w:val="top"/>
+          </w:tcPr>
+          <w:p>
+            <w:r>
+              <w:rPr>
+                <w:sz w:val="17"/>
+              </w:rPr>
+              <w:t>1</w:t>
+            </w:r>
+          </w:p>
+        </w:tc>
+        <w:tc>
+          <w:tcPr>
+            <w:tcW w:type="dxa" w:w="1656"/>
+            <w:vAlign w:val="top"/>
+          </w:tcPr>
+          <w:p>
+            <w:r>
+              <w:rPr>
+                <w:sz w:val="17"/>
+              </w:rPr>
+              <w:t>1</w:t>
+            </w:r>
+          </w:p>
+        </w:tc>
+        <w:tc>
+          <w:tcPr>
+            <w:tcW w:type="dxa" w:w="1656"/>
+            <w:vAlign w:val="top"/>
+          </w:tcPr>
+          <w:p>
+            <w:r>
+              <w:rPr>
+                <w:sz w:val="17"/>
+              </w:rPr>
+              <w:t>0</w:t>
+            </w:r>
+          </w:p>
+        </w:tc>
+        <w:tc>
+          <w:tcPr>
+            <w:tcW w:type="dxa" w:w="1656"/>
+            <w:vAlign w:val="top"/>
+          </w:tcPr>
+          <w:p>
+            <w:r>
+              <w:rPr>
+                <w:sz w:val="17"/>
+              </w:rPr>
+              <w:t>0</w:t>
+            </w:r>
+          </w:p>
+        </w:tc>
+        <w:tc>
+          <w:tcPr>
+            <w:tcW w:type="dxa" w:w="1656"/>
+            <w:vAlign w:val="top"/>
+          </w:tcPr>
+          <w:p>
+            <w:r>
+              <w:rPr>
+                <w:sz w:val="17"/>
+              </w:rPr>
+              <w:t>0</w:t>
+            </w:r>
+          </w:p>
+        </w:tc>
+      </w:tr>
+      <w:tr>
+        <w:tc>
+          <w:tcPr>
+            <w:tcW w:type="dxa" w:w="1656"/>
+            <w:vAlign w:val="top"/>
+          </w:tcPr>
+          <w:p>
+            <w:r>
+              <w:rPr>
+                <w:sz w:val="17"/>
+              </w:rPr>
+              <w:t>Perfil UI</w:t>
+            </w:r>
+          </w:p>
+        </w:tc>
+        <w:tc>
+          <w:tcPr>
+            <w:tcW w:type="dxa" w:w="1656"/>
+            <w:vAlign w:val="top"/>
+          </w:tcPr>
+          <w:p>
+            <w:r>
+              <w:rPr>
+                <w:sz w:val="17"/>
+              </w:rPr>
+              <w:t>1</w:t>
+            </w:r>
+          </w:p>
+        </w:tc>
+        <w:tc>
+          <w:tcPr>
+            <w:tcW w:type="dxa" w:w="1656"/>
+            <w:vAlign w:val="top"/>
+          </w:tcPr>
+          <w:p>
+            <w:r>
+              <w:rPr>
+                <w:sz w:val="17"/>
+              </w:rPr>
+              <w:t>1</w:t>
+            </w:r>
+          </w:p>
+        </w:tc>
+        <w:tc>
+          <w:tcPr>
+            <w:tcW w:type="dxa" w:w="1656"/>
+            <w:vAlign w:val="top"/>
+          </w:tcPr>
+          <w:p>
+            <w:r>
+              <w:rPr>
+                <w:sz w:val="17"/>
+              </w:rPr>
+              <w:t>0</w:t>
+            </w:r>
+          </w:p>
+        </w:tc>
+        <w:tc>
+          <w:tcPr>
+            <w:tcW w:type="dxa" w:w="1656"/>
+            <w:vAlign w:val="top"/>
+          </w:tcPr>
+          <w:p>
+            <w:r>
+              <w:rPr>
+                <w:sz w:val="17"/>
+              </w:rPr>
+              <w:t>0</w:t>
+            </w:r>
+          </w:p>
+        </w:tc>
+        <w:tc>
+          <w:tcPr>
+            <w:tcW w:type="dxa" w:w="1656"/>
+            <w:vAlign w:val="top"/>
+          </w:tcPr>
+          <w:p>
+            <w:r>
+              <w:rPr>
+                <w:sz w:val="17"/>
+              </w:rPr>
+              <w:t>0</w:t>
+            </w:r>
+          </w:p>
+        </w:tc>
+      </w:tr>
+      <w:tr>
+        <w:tc>
+          <w:tcPr>
+            <w:tcW w:type="dxa" w:w="1656"/>
+            <w:vAlign w:val="top"/>
+          </w:tcPr>
+          <w:p>
+            <w:r>
+              <w:rPr>
+                <w:sz w:val="17"/>
+              </w:rPr>
               <w:t>TOTAL</w:t>
             </w:r>
           </w:p>
@@ -2845,7 +3161,7 @@
               <w:rPr>
                 <w:sz w:val="17"/>
               </w:rPr>
-              <w:t>52</w:t>
+              <w:t>55</w:t>
             </w:r>
           </w:p>
         </w:tc>
@@ -2859,7 +3175,7 @@
               <w:rPr>
                 <w:sz w:val="17"/>
               </w:rPr>
-              <w:t>52</w:t>
+              <w:t>55</w:t>
             </w:r>
           </w:p>
         </w:tc>
@@ -3536,6 +3852,64 @@
                 <w:sz w:val="17"/>
               </w:rPr>
               <w:t>12 suites / 66 tests pasados</w:t>
+            </w:r>
+          </w:p>
+        </w:tc>
+      </w:tr>
+      <w:tr>
+        <w:tc>
+          <w:tcPr>
+            <w:tcW w:type="dxa" w:w="2484"/>
+            <w:vAlign w:val="top"/>
+          </w:tcPr>
+          <w:p>
+            <w:r>
+              <w:rPr>
+                <w:sz w:val="17"/>
+              </w:rPr>
+              <w:t>APP E2E Web</w:t>
+            </w:r>
+          </w:p>
+        </w:tc>
+        <w:tc>
+          <w:tcPr>
+            <w:tcW w:type="dxa" w:w="2484"/>
+            <w:vAlign w:val="top"/>
+          </w:tcPr>
+          <w:p>
+            <w:r>
+              <w:rPr>
+                <w:sz w:val="17"/>
+              </w:rPr>
+              <w:t>npm run test:e2e</w:t>
+            </w:r>
+          </w:p>
+        </w:tc>
+        <w:tc>
+          <w:tcPr>
+            <w:tcW w:type="dxa" w:w="2484"/>
+            <w:vAlign w:val="top"/>
+          </w:tcPr>
+          <w:p>
+            <w:r>
+              <w:rPr>
+                <w:sz w:val="17"/>
+              </w:rPr>
+              <w:t>Paso</w:t>
+            </w:r>
+          </w:p>
+        </w:tc>
+        <w:tc>
+          <w:tcPr>
+            <w:tcW w:type="dxa" w:w="2484"/>
+            <w:vAlign w:val="top"/>
+          </w:tcPr>
+          <w:p>
+            <w:r>
+              <w:rPr>
+                <w:sz w:val="17"/>
+              </w:rPr>
+              <w:t>1 suite Playwright / 3 tests pasados</w:t>
             </w:r>
           </w:p>
         </w:tc>
@@ -3941,6 +4315,45 @@
     </w:p>
     <w:p>
       <w:pPr>
+        <w:pStyle w:val="Heading2"/>
+      </w:pPr>
+      <w:r>
+        <w:t>4.x Modulo Login UI</w:t>
+      </w:r>
+    </w:p>
+    <w:p>
+      <w:r>
+        <w:t>Modulo verificado por pruebas automatizadas. Resultado del ciclo: 1 de 1 casos en estado Paso; 0 fallos, 0 bloqueados y 0 pendientes.</w:t>
+      </w:r>
+    </w:p>
+    <w:p>
+      <w:pPr>
+        <w:pStyle w:val="Heading2"/>
+      </w:pPr>
+      <w:r>
+        <w:t>4.x Modulo Ruta UI</w:t>
+      </w:r>
+    </w:p>
+    <w:p>
+      <w:r>
+        <w:t>Modulo verificado por pruebas automatizadas. Resultado del ciclo: 1 de 1 casos en estado Paso; 0 fallos, 0 bloqueados y 0 pendientes.</w:t>
+      </w:r>
+    </w:p>
+    <w:p>
+      <w:pPr>
+        <w:pStyle w:val="Heading2"/>
+      </w:pPr>
+      <w:r>
+        <w:t>4.x Modulo Perfil UI</w:t>
+      </w:r>
+    </w:p>
+    <w:p>
+      <w:r>
+        <w:t>Modulo verificado por pruebas automatizadas. Resultado del ciclo: 1 de 1 casos en estado Paso; 0 fallos, 0 bloqueados y 0 pendientes.</w:t>
+      </w:r>
+    </w:p>
+    <w:p>
+      <w:pPr>
         <w:pStyle w:val="Heading1"/>
       </w:pPr>
       <w:r>
@@ -5079,7 +5492,7 @@
               <w:rPr>
                 <w:sz w:val="17"/>
               </w:rPr>
-              <w:t>La aplicacion BrainSort queda autorizada para entrega academica de evidencias de pruebas: 193 pruebas automatizadas pasan, los contratos criticos estan alineados y no existen defectos criticos abiertos.</w:t>
+              <w:t>La aplicacion BrainSort queda autorizada para entrega academica de evidencias de pruebas: 196 pruebas automatizadas pasan, los contratos criticos estan alineados y no existen defectos criticos abiertos.</w:t>
             </w:r>
           </w:p>
         </w:tc>
@@ -7600,6 +8013,78 @@
                 <w:sz w:val="17"/>
               </w:rPr>
               <w:t>Formula XP, nivel, progreso y tiers</w:t>
+            </w:r>
+          </w:p>
+        </w:tc>
+      </w:tr>
+      <w:tr>
+        <w:tc>
+          <w:tcPr>
+            <w:tcW w:type="dxa" w:w="1987"/>
+            <w:vAlign w:val="top"/>
+          </w:tcPr>
+          <w:p>
+            <w:r>
+              <w:rPr>
+                <w:sz w:val="17"/>
+              </w:rPr>
+              <w:t>APP</w:t>
+            </w:r>
+          </w:p>
+        </w:tc>
+        <w:tc>
+          <w:tcPr>
+            <w:tcW w:type="dxa" w:w="1987"/>
+            <w:vAlign w:val="top"/>
+          </w:tcPr>
+          <w:p>
+            <w:r>
+              <w:rPr>
+                <w:sz w:val="17"/>
+              </w:rPr>
+              <w:t>e2e/app-flows.spec.ts</w:t>
+            </w:r>
+          </w:p>
+        </w:tc>
+        <w:tc>
+          <w:tcPr>
+            <w:tcW w:type="dxa" w:w="1987"/>
+            <w:vAlign w:val="top"/>
+          </w:tcPr>
+          <w:p>
+            <w:r>
+              <w:rPr>
+                <w:sz w:val="17"/>
+              </w:rPr>
+              <w:t>E2E Web</w:t>
+            </w:r>
+          </w:p>
+        </w:tc>
+        <w:tc>
+          <w:tcPr>
+            <w:tcW w:type="dxa" w:w="1987"/>
+            <w:vAlign w:val="top"/>
+          </w:tcPr>
+          <w:p>
+            <w:r>
+              <w:rPr>
+                <w:sz w:val="17"/>
+              </w:rPr>
+              <w:t>3</w:t>
+            </w:r>
+          </w:p>
+        </w:tc>
+        <w:tc>
+          <w:tcPr>
+            <w:tcW w:type="dxa" w:w="1987"/>
+            <w:vAlign w:val="top"/>
+          </w:tcPr>
+          <w:p>
+            <w:r>
+              <w:rPr>
+                <w:sz w:val="17"/>
+              </w:rPr>
+              <w:t>Login, ruta de aprendizaje y perfil en Expo Web con Playwright</w:t>
             </w:r>
           </w:p>
         </w:tc>
